--- a/b3/paper/B3_GeoDePIN_Final_v13.docx
+++ b/b3/paper/B3_GeoDePIN_Final_v13.docx
@@ -56,7 +56,7 @@
     </w:p>
     <w:p>
       <w:r>
-        <w:t xml:space="preserve">This paper analyzes a class of DePIN protocols the paper terms GeoDePIN: networks whose value depends on where hardware is deployed, not merely that it exists. Location-dependence creates design pressures absent from compute-only DePIN alternatives, and the paper evaluates how protocols respond using on-chain evidence from 13 networks and a 34-month longitudinal case study of Helium. Helium reached the first net-deflationary monthly readings observed among GeoDePIN protocols, its Subsidy-to-Revenue ratio (S2R) rising from 0.013 under coverage-based rewards to a monthly peak of 1.84 between May 2023 and February 2026. In the strongest months Data Credit burns exceeded HNT emissions (peak monthly S2R 1.84), but on a trailing-twelve-month basis the network remained net inflationary (S2R approximately 0.51), and steady-state offset is lower still once temporary post-HIP-147 burn allocations and WiFi-offload pricing are normalized. However, roughly five purchasers account for 90% of those burns, a demand concentration that aggregate fiscal metrics cannot detect. This concentration is observable on-chain only for protocols whose customers pay directly: among the networks studied, the two such protocols are both highly concentrated (Helium burn-signer HHI 0.27; Livepeer fee-payer HHI 0.31), while buy-and-burn and pooled-burn architectures relocate the demand base off-chain where it cannot be measured. DIMO posted a higher single-month reading (S2R 4.24) during a period of elevated developer-license purchases rather than at sustained equilibrium; GEODNET (0.219) and Hivemapper (0.183) occupy a growth-phase middle tier; the remaining protocols cluster near zero. Governance concentration is high across the GeoDePIN cross-section (pre-exclusion Herfindahl-Hirschman Index 0.034 to 0.593); a companion cross-sectional study confirms DePIN tokens are significantly more governance-concentrated than DeFi after excluding protocol-controlled addresses (Mann-Whitney p = 0.028, Cohen’s d = 0.65). Four outputs organize the findings: a classification distinguishing GeoDePIN from location-independent protocols with testable predictions, a design playbook mapping mechanisms to protocol maturity stages, a health dashboard with a demand-concentration guardrail for direct-payment protocols, and a subtraction test for mechanism necessity.</w:t>
+        <w:t xml:space="preserve">This paper analyzes a class of DePIN protocols the paper terms GeoDePIN: networks whose value depends on where hardware is deployed, not merely that it exists. Location-dependence creates design pressures absent from compute-only DePIN alternatives, and the paper evaluates how protocols respond using on-chain evidence from 13 networks and a 34-month longitudinal case study of Helium. Helium reached the first net-deflationary monthly readings observed among GeoDePIN protocols, its Subsidy-to-Revenue ratio (S2R) rising from 0.013 under coverage-based rewards to a monthly peak of 1.84 between May 2023 and February 2026. In the strongest months Data Credit burns exceeded HNT emissions (peak monthly S2R 1.84), but on a trailing-twelve-month basis the network remained net inflationary (S2R approximately 0.51), and steady-state offset is lower still once temporary post-HIP-147 burn allocations and WiFi-offload pricing are normalized. However, roughly five purchasers account for 90% of those burns, a demand concentration that aggregate fiscal metrics cannot detect. This concentration is observable on-chain only for protocols whose customers pay directly: among the networks studied, the two such protocols are both highly concentrated (Helium burn-signer HHI 0.27; Livepeer fee-payer HHI 0.31), while buy-and-burn and pooled-burn architectures relocate the demand base off-chain where it cannot be measured. DIMO posted a higher single-month reading (S2R 4.24) during a period of elevated developer-license purchases rather than at sustained equilibrium; GEODNET (0.219) and Hivemapper (0.183) occupy a growth-phase middle tier; the remaining protocols cluster near zero. Governance concentration is high across the GeoDePIN cross-section (pre-exclusion Herfindahl-Hirschman Index 0.034 to 0.593); a companion cross-sectional study confirms DePIN tokens are significantly more governance-concentrated than DeFi after excluding protocol-controlled addresses (Mann-Whitney p = 0.028, Cohen’s d = 0.65). Four outputs organize the findings: a classification distinguishing GeoDePIN from location-independent protocols with testable predictions, a demand-concentration diagnostic (the “Who Burns?” analysis) demonstrated on the two direct-payment protocols, a design playbook with a subtraction test for minimum viable mechanism complexity, and a health dashboard with demand-concentration guardrails for direct-payment protocols.</w:t>
       </w:r>
     </w:p>
     <w:p>

--- a/b3/paper/B3_GeoDePIN_Final_v13.docx
+++ b/b3/paper/B3_GeoDePIN_Final_v13.docx
@@ -8618,7 +8618,7 @@
         <w:rPr>
           <w:b w:val="0"/>
         </w:rPr>
-        <w:t xml:space="preserve">The GeoDePIN governance Herfindahl-Hirschman indices reported in this paper (Table 4; pre-exclusion, ranging 0.034 to 0.593) are descriptive small-sample observations and are not the basis for the DePIN-versus-DeFi comparison; the authoritative comparison is the post-exclusion test in the companion cross-section [34], which finds DePIN tokens significantly more governance-concentrated than DeFi after removing protocol-controlled addresses (Mann-Whitney p = 0.028, Cohen’s d = 0.65, a medium effect). Governance concentration across DePIN and DeFi protocols is analyzed in that companion cross-sectional study using a Nansen-grounded evidence-traced exclusion methodology across 52 protocols [34]. That study documents that holding-based concentration is higher in DePIN than DeFi after protocol-controlled address exclusion (under the headline voter-inclusive staking pass-through treatment, Mann-Whitney p = 0.028, Cohen’s d = 0.65, a medium effect; a uniform staking-aggregation exclusion gives Cohen’s d = 0.75 at p = 0.018 as a robustness check), robust across leave-one-out iterations and alternative exclusion specifications. Delegation amplifies governance concentration above holding-based levels in thirteen of eighteen protocols with sufficient governance data (ratios 2.5x to 25.6x), with five design-driven dispersion exceptions (ENS, GMX, HNT, JUP, LPT); infrastructure protocols Optimism (3.6x) and Arbitrum (3.1x) sit within the amplification pattern. The present paper uses protocol-specific governance observations as inputs to the design playbook below.  The present paper uses protocol-specific governance observations as inputs to the design playbook below.</w:t>
+        <w:t xml:space="preserve">The GeoDePIN governance Herfindahl-Hirschman indices reported in this paper (Table 4; pre-exclusion, ranging 0.034 to 0.593) are descriptive small-sample observations and are not the basis for the DePIN-versus-DeFi comparison; the authoritative comparison is the post-exclusion test in the companion cross-section [34], which finds DePIN tokens significantly more governance-concentrated than DeFi after removing protocol-controlled addresses (Mann-Whitney p = 0.028, Cohen’s d = 0.65, a medium effect). Governance concentration across DePIN and DeFi protocols is analyzed in that companion cross-sectional study using a Nansen-grounded evidence-traced exclusion methodology across 52 protocols [34]. That study documents that holding-based concentration is higher in DePIN than DeFi after protocol-controlled address exclusion (under the headline voter-inclusive staking pass-through treatment, Mann-Whitney p = 0.028, Cohen’s d = 0.65, a medium effect; a uniform staking-aggregation exclusion gives Cohen’s d = 0.75 at p = 0.018 as a robustness check), robust across leave-one-out iterations and alternative exclusion specifications. Delegation amplifies governance concentration above holding-based levels in thirteen of eighteen protocols with sufficient governance data (ratios 2.5x to 25.6x), with five design-driven dispersion exceptions (ENS, GMX, HNT, JUP, LPT); infrastructure protocols Optimism (3.6x) and Arbitrum (3.1x) sit within the amplification pattern. The present paper uses protocol-specific governance observations as inputs to the design playbook below.</w:t>
       </w:r>
     </w:p>
     <w:p>
